--- a/HDS_MM_HannaHong_2602_Cover.docx
+++ b/HDS_MM_HannaHong_2602_Cover.docx
@@ -16,7 +16,7 @@
           <w:noProof/>
         </w:rPr>
         <w:drawing>
-          <wp:inline distT="0" distB="0" distL="0" distR="0" wp14:anchorId="0425935D" wp14:editId="3DEF449E">
+          <wp:inline distT="0" distB="0" distL="0" distR="0" wp14:anchorId="0425935D" wp14:editId="5F36BBA1">
             <wp:extent cx="2667000" cy="1085317"/>
             <wp:effectExtent l="0" t="0" r="0" b="635"/>
             <wp:docPr id="3" name="Picture 3"/>
@@ -834,9 +834,80 @@
       <w:r>
         <w:rPr>
           <w:rFonts w:asciiTheme="minorHAnsi" w:hAnsiTheme="minorHAnsi" w:cstheme="minorHAnsi"/>
-          <w:highlight w:val="yellow"/>
-        </w:rPr>
-        <w:t>As this was my first assignment, I would like to get feedback on the overall structure of the report, whether it follows the right structure and thinking. Does it have all the elements required? What more should I have investigated/thought of?</w:t>
+        </w:rPr>
+        <w:t>Coming from a marketing background, I am most uncertain about whether my biological interpretation of the multi-modal integration</w:t>
+      </w:r>
+      <w:r>
+        <w:rPr>
+          <w:rFonts w:asciiTheme="minorHAnsi" w:hAnsiTheme="minorHAnsi" w:cstheme="minorHAnsi"/>
+        </w:rPr>
+        <w:t xml:space="preserve"> </w:t>
+      </w:r>
+      <w:r>
+        <w:rPr>
+          <w:rFonts w:asciiTheme="minorHAnsi" w:hAnsiTheme="minorHAnsi" w:cstheme="minorHAnsi"/>
+        </w:rPr>
+        <w:t xml:space="preserve">specifically linking </w:t>
+      </w:r>
+      <w:r>
+        <w:rPr>
+          <w:rFonts w:asciiTheme="minorHAnsi" w:hAnsiTheme="minorHAnsi" w:cstheme="minorHAnsi"/>
+          <w:i/>
+          <w:iCs/>
+        </w:rPr>
+        <w:t>TP53</w:t>
+      </w:r>
+      <w:r>
+        <w:rPr>
+          <w:rFonts w:asciiTheme="minorHAnsi" w:hAnsiTheme="minorHAnsi" w:cstheme="minorHAnsi"/>
+        </w:rPr>
+        <w:t xml:space="preserve"> mutation status and </w:t>
+      </w:r>
+      <w:r>
+        <w:rPr>
+          <w:rFonts w:asciiTheme="minorHAnsi" w:hAnsiTheme="minorHAnsi" w:cstheme="minorHAnsi"/>
+          <w:i/>
+          <w:iCs/>
+        </w:rPr>
+        <w:t>FGFR1</w:t>
+      </w:r>
+      <w:r>
+        <w:rPr>
+          <w:rFonts w:asciiTheme="minorHAnsi" w:hAnsiTheme="minorHAnsi" w:cstheme="minorHAnsi"/>
+        </w:rPr>
+        <w:t xml:space="preserve"> expression to the </w:t>
+      </w:r>
+      <w:proofErr w:type="spellStart"/>
+      <w:r>
+        <w:rPr>
+          <w:rFonts w:asciiTheme="minorHAnsi" w:hAnsiTheme="minorHAnsi" w:cstheme="minorHAnsi"/>
+        </w:rPr>
+        <w:t>IntClust</w:t>
+      </w:r>
+      <w:proofErr w:type="spellEnd"/>
+      <w:r>
+        <w:rPr>
+          <w:rFonts w:asciiTheme="minorHAnsi" w:hAnsiTheme="minorHAnsi" w:cstheme="minorHAnsi"/>
+        </w:rPr>
+        <w:t xml:space="preserve"> 2/6/9 survival dip</w:t>
+      </w:r>
+      <w:r>
+        <w:rPr>
+          <w:rFonts w:asciiTheme="minorHAnsi" w:hAnsiTheme="minorHAnsi" w:cstheme="minorHAnsi"/>
+        </w:rPr>
+        <w:t xml:space="preserve"> </w:t>
+      </w:r>
+      <w:r>
+        <w:rPr>
+          <w:rFonts w:asciiTheme="minorHAnsi" w:hAnsiTheme="minorHAnsi" w:cstheme="minorHAnsi"/>
+        </w:rPr>
+        <w:t>meets the standard of clinical 'common sense.' While the statistical signals are clear, I would value feedback on whether my narrative accurately captures the biological 'why' behind the heterogeneity in Luminal A/B patients, or if I have over-simplified</w:t>
+      </w:r>
+      <w:r>
+        <w:rPr>
+          <w:rFonts w:asciiTheme="minorHAnsi" w:hAnsiTheme="minorHAnsi" w:cstheme="minorHAnsi"/>
+        </w:rPr>
+        <w:t>.</w:t>
       </w:r>
       <w:r>
         <w:rPr>
@@ -890,9 +961,28 @@
       <w:r>
         <w:rPr>
           <w:rFonts w:asciiTheme="minorHAnsi" w:hAnsiTheme="minorHAnsi" w:cstheme="minorHAnsi"/>
-          <w:highlight w:val="yellow"/>
-        </w:rPr>
-        <w:t>I would like to get advice on how to identify how much to extend or limit the data analysis when presented with many data variables and which statistical analysis to use</w:t>
+        </w:rPr>
+        <w:t xml:space="preserve">I am left pondering the ethical and practical friction between 'broad-brush' clinical classifications (like PAM50) and granular 'micro-segmentation' (like </w:t>
+      </w:r>
+      <w:proofErr w:type="spellStart"/>
+      <w:r>
+        <w:rPr>
+          <w:rFonts w:asciiTheme="minorHAnsi" w:hAnsiTheme="minorHAnsi" w:cstheme="minorHAnsi"/>
+        </w:rPr>
+        <w:t>IntClust</w:t>
+      </w:r>
+      <w:proofErr w:type="spellEnd"/>
+      <w:r>
+        <w:rPr>
+          <w:rFonts w:asciiTheme="minorHAnsi" w:hAnsiTheme="minorHAnsi" w:cstheme="minorHAnsi"/>
+        </w:rPr>
+        <w:t xml:space="preserve">). In marketing, we use granular data to refine targeting, but in a clinical setting, I wonder at what point the data becomes 'too noisy' to be actionable for a patient. I’d like to discuss how we decide when a sub-segment (like the 18.6% I identified) warrants a change in the standard of care versus when it remains an exploratory </w:t>
+      </w:r>
+      <w:r>
+        <w:rPr>
+          <w:rFonts w:asciiTheme="minorHAnsi" w:hAnsiTheme="minorHAnsi" w:cstheme="minorHAnsi"/>
+        </w:rPr>
+        <w:t>finding.</w:t>
       </w:r>
       <w:r>
         <w:rPr>
@@ -945,15 +1035,28 @@
       <w:r>
         <w:rPr>
           <w:rFonts w:asciiTheme="minorHAnsi" w:hAnsiTheme="minorHAnsi" w:cstheme="minorHAnsi"/>
-          <w:highlight w:val="yellow"/>
-        </w:rPr>
-        <w:t>Yes. Initially I was planning to limit my analysis to comparing the relationship between MS and comorbidities but with the input of ‘you need to state why you are not using Covid-19 data’ had me go a step further to find relationship with MS patients and their risk to Covid-19. I was able to find more relevant clinical implications for MS patients during pandemics.</w:t>
-      </w:r>
-      <w:r>
-        <w:rPr>
-          <w:rFonts w:asciiTheme="minorHAnsi" w:hAnsiTheme="minorHAnsi" w:cstheme="minorHAnsi"/>
-        </w:rPr>
-        <w:t xml:space="preserve"> </w:t>
+        </w:rPr>
+        <w:t xml:space="preserve">Initially, I focused purely on the need for different communication strategies based on survival times across general cancer types. However, feedback from peers and tutors encouraged me to look deeper into the 'why.' By comparing the PAM50 subtypes with </w:t>
+      </w:r>
+      <w:proofErr w:type="spellStart"/>
+      <w:r>
+        <w:rPr>
+          <w:rFonts w:asciiTheme="minorHAnsi" w:hAnsiTheme="minorHAnsi" w:cstheme="minorHAnsi"/>
+        </w:rPr>
+        <w:t>IntClust</w:t>
+      </w:r>
+      <w:proofErr w:type="spellEnd"/>
+      <w:r>
+        <w:rPr>
+          <w:rFonts w:asciiTheme="minorHAnsi" w:hAnsiTheme="minorHAnsi" w:cstheme="minorHAnsi"/>
+        </w:rPr>
+        <w:t xml:space="preserve">, I was able to move beyond surface-level observations and investigate if a more granular approach provided superior prognostic value. This led to the discovery of a 'hidden' high-risk subset within the supposedly low-risk Luminal A/B groups, which fundamentally changed my conclusion regarding patient communication </w:t>
+      </w:r>
+      <w:r>
+        <w:rPr>
+          <w:rFonts w:asciiTheme="minorHAnsi" w:hAnsiTheme="minorHAnsi" w:cstheme="minorHAnsi"/>
+        </w:rPr>
+        <w:t>risk.</w:t>
       </w:r>
     </w:p>
     <w:p>
@@ -1001,9 +1104,20 @@
       <w:r>
         <w:rPr>
           <w:rFonts w:asciiTheme="minorHAnsi" w:hAnsiTheme="minorHAnsi" w:cstheme="minorHAnsi"/>
-          <w:highlight w:val="yellow"/>
-        </w:rPr>
-        <w:t>N/A – First course work</w:t>
+        </w:rPr>
+        <w:t>I have focused heavily on incorporating previous feedback regarding academic rigour and the need for a targeted, evidence-based hypothesis.</w:t>
+      </w:r>
+      <w:r>
+        <w:rPr>
+          <w:rFonts w:asciiTheme="minorHAnsi" w:hAnsiTheme="minorHAnsi" w:cstheme="minorHAnsi"/>
+        </w:rPr>
+        <w:t xml:space="preserve"> With</w:t>
+      </w:r>
+      <w:r>
+        <w:rPr>
+          <w:rFonts w:asciiTheme="minorHAnsi" w:hAnsiTheme="minorHAnsi" w:cstheme="minorHAnsi"/>
+        </w:rPr>
+        <w:t xml:space="preserve"> feedback from Module 1, I shifted my process to include more extensive paper reviews and formal referencing at the start.</w:t>
       </w:r>
     </w:p>
     <w:p>
@@ -1040,25 +1154,113 @@
       <w:r>
         <w:rPr>
           <w:rFonts w:asciiTheme="minorHAnsi" w:hAnsiTheme="minorHAnsi" w:cstheme="minorHAnsi"/>
-          <w:highlight w:val="yellow"/>
-        </w:rPr>
-        <w:t xml:space="preserve">My report includes all the required sections and is easy to follow. I explained my methods clearly and justified why I used specific statistical tests like Fisher's Exact Test for small sample sizes. The main limitation is that I only had 15 hospitalization cases, which meant I couldn't </w:t>
+        </w:rPr>
+        <w:t>Looking at the rubric, I’ve tried to move past just 'answering questions' to creating a 'coherent scientific narrative.' In my marketing career, I would call this 'data storytelling,' but here I’ve focused on 'critically interrogating' the METABRIC data to show that a standard PAM50 classification doesn't tell the whole story for Luminal patients.</w:t>
+      </w:r>
+    </w:p>
+    <w:p>
+      <w:pPr>
+        <w:spacing w:after="0" w:line="240" w:lineRule="auto"/>
+        <w:ind w:left="720"/>
+        <w:jc w:val="both"/>
+        <w:rPr>
+          <w:rFonts w:asciiTheme="minorHAnsi" w:hAnsiTheme="minorHAnsi" w:cstheme="minorHAnsi"/>
+        </w:rPr>
+      </w:pPr>
+      <w:r>
+        <w:rPr>
+          <w:rFonts w:asciiTheme="minorHAnsi" w:hAnsiTheme="minorHAnsi" w:cstheme="minorHAnsi"/>
+        </w:rPr>
+        <w:lastRenderedPageBreak/>
+        <w:t>For the Methods, I believe my work is 'sufficiently detailed' to be reproducible. I didn't just list the code</w:t>
+      </w:r>
+      <w:r>
+        <w:rPr>
+          <w:rFonts w:asciiTheme="minorHAnsi" w:hAnsiTheme="minorHAnsi" w:cstheme="minorHAnsi"/>
+        </w:rPr>
+        <w:t xml:space="preserve">, </w:t>
+      </w:r>
+      <w:r>
+        <w:rPr>
+          <w:rFonts w:asciiTheme="minorHAnsi" w:hAnsiTheme="minorHAnsi" w:cstheme="minorHAnsi"/>
+        </w:rPr>
+        <w:t>I provided 'clear justification' for why I narrowed my focus to specific drivers like FGFR1. This was a direct response to earlier feedback about moving from exploration to a specific hypothesis.</w:t>
+      </w:r>
+      <w:r>
+        <w:rPr>
+          <w:rFonts w:asciiTheme="minorHAnsi" w:hAnsiTheme="minorHAnsi" w:cstheme="minorHAnsi"/>
+        </w:rPr>
+        <w:t xml:space="preserve"> </w:t>
+      </w:r>
+    </w:p>
+    <w:p>
+      <w:pPr>
+        <w:spacing w:after="0" w:line="240" w:lineRule="auto"/>
+        <w:ind w:left="720"/>
+        <w:jc w:val="both"/>
+        <w:rPr>
+          <w:rFonts w:asciiTheme="minorHAnsi" w:hAnsiTheme="minorHAnsi" w:cstheme="minorHAnsi"/>
+        </w:rPr>
+      </w:pPr>
+      <w:r>
+        <w:rPr>
+          <w:rFonts w:asciiTheme="minorHAnsi" w:hAnsiTheme="minorHAnsi" w:cstheme="minorHAnsi"/>
+        </w:rPr>
+        <w:t>In the Results, I’ve ensured that every figure is 'explicitly referenced and interpreted.' I’m particularly proud of the Kaplan-Meier plots; they aren't just technical outputs but are intended to 'convey results to both technical and non-technical audiences' by clearly highlighting the survival gap that is often missed in broader clinical categories.</w:t>
+      </w:r>
+    </w:p>
+    <w:p>
+      <w:pPr>
+        <w:spacing w:after="0" w:line="240" w:lineRule="auto"/>
+        <w:ind w:left="720"/>
+        <w:jc w:val="both"/>
+        <w:rPr>
+          <w:rFonts w:asciiTheme="minorHAnsi" w:hAnsiTheme="minorHAnsi" w:cstheme="minorHAnsi"/>
+        </w:rPr>
+      </w:pPr>
+      <w:r>
+        <w:rPr>
+          <w:rFonts w:asciiTheme="minorHAnsi" w:hAnsiTheme="minorHAnsi" w:cstheme="minorHAnsi"/>
+        </w:rPr>
+        <w:t xml:space="preserve">Finally, regarding the Code, </w:t>
+      </w:r>
+      <w:r>
+        <w:rPr>
+          <w:rFonts w:asciiTheme="minorHAnsi" w:hAnsiTheme="minorHAnsi" w:cstheme="minorHAnsi"/>
+        </w:rPr>
+        <w:t xml:space="preserve">I focused on </w:t>
+      </w:r>
+      <w:r>
+        <w:rPr>
+          <w:rFonts w:asciiTheme="minorHAnsi" w:hAnsiTheme="minorHAnsi" w:cstheme="minorHAnsi"/>
+        </w:rPr>
+        <w:t>'runs easily' from start to finish because I used 'relative file paths' and included logic to 'automatically install missing packages.' I wanted to ensure that if a peer or tutor ran this today, it would be a seamless, professional experience</w:t>
+      </w:r>
+      <w:r>
+        <w:rPr>
+          <w:rFonts w:asciiTheme="minorHAnsi" w:hAnsiTheme="minorHAnsi" w:cstheme="minorHAnsi"/>
+        </w:rPr>
+        <w:t>.</w:t>
+      </w:r>
+      <w:r>
+        <w:rPr>
+          <w:rFonts w:asciiTheme="minorHAnsi" w:hAnsiTheme="minorHAnsi" w:cstheme="minorHAnsi"/>
+        </w:rPr>
+        <w:t xml:space="preserve"> It was tough trying to use </w:t>
       </w:r>
       <w:proofErr w:type="spellStart"/>
       <w:r>
         <w:rPr>
           <w:rFonts w:asciiTheme="minorHAnsi" w:hAnsiTheme="minorHAnsi" w:cstheme="minorHAnsi"/>
-          <w:highlight w:val="yellow"/>
-        </w:rPr>
-        <w:t>analyze</w:t>
+        </w:rPr>
+        <w:t>Github</w:t>
       </w:r>
       <w:proofErr w:type="spellEnd"/>
       <w:r>
         <w:rPr>
           <w:rFonts w:asciiTheme="minorHAnsi" w:hAnsiTheme="minorHAnsi" w:cstheme="minorHAnsi"/>
-          <w:highlight w:val="yellow"/>
-        </w:rPr>
-        <w:t xml:space="preserve"> specific comorbidity types separately. My work could be strengthened by reviewing more research papers to develop stronger connections to clinical implications.</w:t>
+        </w:rPr>
+        <w:t xml:space="preserve"> in a more proper way. </w:t>
       </w:r>
       <w:r>
         <w:rPr>
@@ -1374,7 +1576,7 @@
               <w:spacing w:after="0" w:line="240" w:lineRule="auto"/>
               <w:jc w:val="both"/>
               <w:rPr>
-                <w:rFonts w:asciiTheme="minorHAnsi" w:eastAsia="Malgun Gothic" w:hAnsiTheme="minorHAnsi" w:cstheme="minorHAnsi" w:hint="eastAsia"/>
+                <w:rFonts w:asciiTheme="minorHAnsi" w:eastAsia="Malgun Gothic" w:hAnsiTheme="minorHAnsi" w:cstheme="minorHAnsi"/>
                 <w:lang w:eastAsia="ko-KR"/>
               </w:rPr>
             </w:pPr>
@@ -1418,65 +1620,68 @@
               <w:spacing w:after="0" w:line="240" w:lineRule="auto"/>
               <w:jc w:val="both"/>
               <w:rPr>
+                <w:rFonts w:asciiTheme="minorHAnsi" w:eastAsia="Malgun Gothic" w:hAnsiTheme="minorHAnsi" w:cstheme="minorHAnsi"/>
+                <w:lang w:eastAsia="ko-KR"/>
+              </w:rPr>
+            </w:pPr>
+            <w:r>
+              <w:rPr>
+                <w:rFonts w:asciiTheme="minorHAnsi" w:hAnsiTheme="minorHAnsi" w:cstheme="minorHAnsi"/>
+              </w:rPr>
+              <w:t xml:space="preserve">I used </w:t>
+            </w:r>
+            <w:r>
+              <w:rPr>
                 <w:rFonts w:asciiTheme="minorHAnsi" w:eastAsia="Malgun Gothic" w:hAnsiTheme="minorHAnsi" w:cstheme="minorHAnsi" w:hint="eastAsia"/>
-                <w:highlight w:val="yellow"/>
                 <w:lang w:eastAsia="ko-KR"/>
               </w:rPr>
-            </w:pPr>
-            <w:r>
-              <w:rPr>
-                <w:rFonts w:asciiTheme="minorHAnsi" w:hAnsiTheme="minorHAnsi" w:cstheme="minorHAnsi"/>
-                <w:highlight w:val="yellow"/>
-              </w:rPr>
-              <w:t xml:space="preserve">I used </w:t>
-            </w:r>
-            <w:r>
-              <w:rPr>
-                <w:rFonts w:asciiTheme="minorHAnsi" w:eastAsia="Malgun Gothic" w:hAnsiTheme="minorHAnsi" w:cstheme="minorHAnsi" w:hint="eastAsia"/>
-                <w:highlight w:val="yellow"/>
-                <w:lang w:eastAsia="ko-KR"/>
-              </w:rPr>
               <w:t>Gemini</w:t>
             </w:r>
             <w:r>
               <w:rPr>
                 <w:rFonts w:asciiTheme="minorHAnsi" w:hAnsiTheme="minorHAnsi" w:cstheme="minorHAnsi"/>
-                <w:highlight w:val="yellow"/>
               </w:rPr>
               <w:t xml:space="preserve"> to help</w:t>
             </w:r>
             <w:r>
               <w:rPr>
                 <w:rFonts w:asciiTheme="minorHAnsi" w:hAnsiTheme="minorHAnsi" w:cstheme="minorHAnsi"/>
-                <w:highlight w:val="yellow"/>
-              </w:rPr>
-              <w:t xml:space="preserve"> understand medical papers,</w:t>
-            </w:r>
-            <w:r>
-              <w:rPr>
-                <w:rFonts w:asciiTheme="minorHAnsi" w:hAnsiTheme="minorHAnsi" w:cstheme="minorHAnsi"/>
-                <w:highlight w:val="yellow"/>
+              </w:rPr>
+              <w:t xml:space="preserve"> </w:t>
+            </w:r>
+            <w:r>
+              <w:rPr>
+                <w:rFonts w:asciiTheme="minorHAnsi" w:hAnsiTheme="minorHAnsi" w:cstheme="minorHAnsi"/>
+              </w:rPr>
+              <w:t xml:space="preserve">find and </w:t>
+            </w:r>
+            <w:r>
+              <w:rPr>
+                <w:rFonts w:asciiTheme="minorHAnsi" w:hAnsiTheme="minorHAnsi" w:cstheme="minorHAnsi"/>
+              </w:rPr>
+              <w:t>understand medical papers,</w:t>
+            </w:r>
+            <w:r>
+              <w:rPr>
+                <w:rFonts w:asciiTheme="minorHAnsi" w:hAnsiTheme="minorHAnsi" w:cstheme="minorHAnsi"/>
               </w:rPr>
               <w:t xml:space="preserve"> fix the error codes</w:t>
             </w:r>
             <w:r>
               <w:rPr>
                 <w:rFonts w:asciiTheme="minorHAnsi" w:hAnsiTheme="minorHAnsi" w:cstheme="minorHAnsi"/>
-                <w:highlight w:val="yellow"/>
               </w:rPr>
               <w:t xml:space="preserve"> and </w:t>
             </w:r>
             <w:r>
               <w:rPr>
                 <w:rFonts w:asciiTheme="minorHAnsi" w:hAnsiTheme="minorHAnsi" w:cstheme="minorHAnsi"/>
-                <w:highlight w:val="yellow"/>
               </w:rPr>
               <w:t>get feedback on what I wrote</w:t>
             </w:r>
             <w:r>
               <w:rPr>
                 <w:rFonts w:asciiTheme="minorHAnsi" w:hAnsiTheme="minorHAnsi" w:cstheme="minorHAnsi"/>
-                <w:highlight w:val="yellow"/>
               </w:rPr>
               <w:t xml:space="preserve">. </w:t>
             </w:r>
@@ -1514,15 +1719,39 @@
               <w:jc w:val="both"/>
               <w:rPr>
                 <w:rFonts w:asciiTheme="minorHAnsi" w:hAnsiTheme="minorHAnsi" w:cstheme="minorHAnsi"/>
-                <w:highlight w:val="yellow"/>
               </w:rPr>
             </w:pPr>
             <w:r>
               <w:rPr>
                 <w:rFonts w:asciiTheme="minorHAnsi" w:hAnsiTheme="minorHAnsi" w:cstheme="minorHAnsi"/>
-                <w:highlight w:val="yellow"/>
-              </w:rPr>
-              <w:t>I used the AI mainly to help me understand concepts and improve my thinking process. I didn't copy any output directly. Instead, I used what I learned from the course to develop and refine my own work through multiple drafts.</w:t>
+              </w:rPr>
+              <w:t>I used the AI mainly to help me understand concepts and improve my thinking process.</w:t>
+            </w:r>
+            <w:r>
+              <w:rPr>
+                <w:rFonts w:asciiTheme="minorHAnsi" w:hAnsiTheme="minorHAnsi" w:cstheme="minorHAnsi"/>
+              </w:rPr>
+              <w:t xml:space="preserve"> I also used it to explore different data analysis </w:t>
+            </w:r>
+            <w:proofErr w:type="gramStart"/>
+            <w:r>
+              <w:rPr>
+                <w:rFonts w:asciiTheme="minorHAnsi" w:hAnsiTheme="minorHAnsi" w:cstheme="minorHAnsi"/>
+              </w:rPr>
+              <w:t>options</w:t>
+            </w:r>
+            <w:proofErr w:type="gramEnd"/>
+            <w:r>
+              <w:rPr>
+                <w:rFonts w:asciiTheme="minorHAnsi" w:hAnsiTheme="minorHAnsi" w:cstheme="minorHAnsi"/>
+              </w:rPr>
+              <w:t xml:space="preserve"> but I was the one deciding on which method to use to build my hypothesis.</w:t>
+            </w:r>
+            <w:r>
+              <w:rPr>
+                <w:rFonts w:asciiTheme="minorHAnsi" w:hAnsiTheme="minorHAnsi" w:cstheme="minorHAnsi"/>
+              </w:rPr>
+              <w:t xml:space="preserve"> I didn't copy any output directly. Instead, I used what I learned from the course to develop and refine my own work through multiple drafts.</w:t>
             </w:r>
           </w:p>
         </w:tc>
@@ -2711,7 +2940,6 @@
   <w:style w:type="character" w:default="1" w:styleId="DefaultParagraphFont">
     <w:name w:val="Default Paragraph Font"/>
     <w:uiPriority w:val="1"/>
-    <w:semiHidden/>
     <w:unhideWhenUsed/>
   </w:style>
   <w:style w:type="table" w:default="1" w:styleId="TableNormal">
@@ -3555,6 +3783,27 @@
 </file>
 
 <file path=customXml/item1.xml><?xml version="1.0" encoding="utf-8"?>
+<?mso-contentType ?>
+<FormTemplates xmlns="http://schemas.microsoft.com/sharepoint/v3/contenttype/forms">
+  <Display>DocumentLibraryForm</Display>
+  <Edit>DocumentLibraryForm</Edit>
+  <New>DocumentLibraryForm</New>
+</FormTemplates>
+</file>
+
+<file path=customXml/item2.xml><?xml version="1.0" encoding="utf-8"?>
+<p:properties xmlns:p="http://schemas.microsoft.com/office/2006/metadata/properties" xmlns:xsi="http://www.w3.org/2001/XMLSchema-instance" xmlns:pc="http://schemas.microsoft.com/office/infopath/2007/PartnerControls">
+  <documentManagement>
+    <TaxCatchAll xmlns="b34db95d-295c-47a3-aa90-4a99ea15312e" xsi:nil="true"/>
+    <lcf76f155ced4ddcb4097134ff3c332f xmlns="d9bf6276-5224-4538-aa70-e59fb8bd1d46">
+      <Terms xmlns="http://schemas.microsoft.com/office/infopath/2007/PartnerControls"/>
+    </lcf76f155ced4ddcb4097134ff3c332f>
+    <MediaLengthInSeconds xmlns="d9bf6276-5224-4538-aa70-e59fb8bd1d46" xsi:nil="true"/>
+  </documentManagement>
+</p:properties>
+</file>
+
+<file path=customXml/item3.xml><?xml version="1.0" encoding="utf-8"?>
 <ct:contentTypeSchema xmlns:ct="http://schemas.microsoft.com/office/2006/metadata/contentType" xmlns:ma="http://schemas.microsoft.com/office/2006/metadata/properties/metaAttributes" ct:_="" ma:_="" ma:contentTypeName="Document" ma:contentTypeID="0x01010028CFBA0B55129D49BC1916AEFB265A0B" ma:contentTypeVersion="19" ma:contentTypeDescription="Create a new document." ma:contentTypeScope="" ma:versionID="75dc258c051fc6e8cd4d068848b5a027">
   <xsd:schema xmlns:xsd="http://www.w3.org/2001/XMLSchema" xmlns:xs="http://www.w3.org/2001/XMLSchema" xmlns:p="http://schemas.microsoft.com/office/2006/metadata/properties" xmlns:ns2="d9bf6276-5224-4538-aa70-e59fb8bd1d46" xmlns:ns3="b34db95d-295c-47a3-aa90-4a99ea15312e" targetNamespace="http://schemas.microsoft.com/office/2006/metadata/properties" ma:root="true" ma:fieldsID="484a849c597c7c178fe4866bbceedaa1" ns2:_="" ns3:_="">
     <xsd:import namespace="d9bf6276-5224-4538-aa70-e59fb8bd1d46"/>
@@ -3809,28 +4058,26 @@
 </ct:contentTypeSchema>
 </file>
 
-<file path=customXml/item2.xml><?xml version="1.0" encoding="utf-8"?>
-<p:properties xmlns:p="http://schemas.microsoft.com/office/2006/metadata/properties" xmlns:xsi="http://www.w3.org/2001/XMLSchema-instance" xmlns:pc="http://schemas.microsoft.com/office/infopath/2007/PartnerControls">
-  <documentManagement>
-    <TaxCatchAll xmlns="b34db95d-295c-47a3-aa90-4a99ea15312e" xsi:nil="true"/>
-    <lcf76f155ced4ddcb4097134ff3c332f xmlns="d9bf6276-5224-4538-aa70-e59fb8bd1d46">
-      <Terms xmlns="http://schemas.microsoft.com/office/infopath/2007/PartnerControls"/>
-    </lcf76f155ced4ddcb4097134ff3c332f>
-    <MediaLengthInSeconds xmlns="d9bf6276-5224-4538-aa70-e59fb8bd1d46" xsi:nil="true"/>
-  </documentManagement>
-</p:properties>
+<file path=customXml/itemProps1.xml><?xml version="1.0" encoding="utf-8"?>
+<ds:datastoreItem xmlns:ds="http://schemas.openxmlformats.org/officeDocument/2006/customXml" ds:itemID="{0E8014CC-8330-4B76-BB01-5261046B1A55}">
+  <ds:schemaRefs>
+    <ds:schemaRef ds:uri="http://schemas.microsoft.com/sharepoint/v3/contenttype/forms"/>
+  </ds:schemaRefs>
+</ds:datastoreItem>
 </file>
 
-<file path=customXml/item3.xml><?xml version="1.0" encoding="utf-8"?>
-<?mso-contentType ?>
-<FormTemplates xmlns="http://schemas.microsoft.com/sharepoint/v3/contenttype/forms">
-  <Display>DocumentLibraryForm</Display>
-  <Edit>DocumentLibraryForm</Edit>
-  <New>DocumentLibraryForm</New>
-</FormTemplates>
+<file path=customXml/itemProps2.xml><?xml version="1.0" encoding="utf-8"?>
+<ds:datastoreItem xmlns:ds="http://schemas.openxmlformats.org/officeDocument/2006/customXml" ds:itemID="{571257EF-E674-4FED-B0BE-93EA3128E9EE}">
+  <ds:schemaRefs>
+    <ds:schemaRef ds:uri="http://schemas.microsoft.com/office/2006/metadata/properties"/>
+    <ds:schemaRef ds:uri="http://schemas.microsoft.com/office/infopath/2007/PartnerControls"/>
+    <ds:schemaRef ds:uri="b34db95d-295c-47a3-aa90-4a99ea15312e"/>
+    <ds:schemaRef ds:uri="d9bf6276-5224-4538-aa70-e59fb8bd1d46"/>
+  </ds:schemaRefs>
+</ds:datastoreItem>
 </file>
 
-<file path=customXml/itemProps1.xml><?xml version="1.0" encoding="utf-8"?>
+<file path=customXml/itemProps3.xml><?xml version="1.0" encoding="utf-8"?>
 <ds:datastoreItem xmlns:ds="http://schemas.openxmlformats.org/officeDocument/2006/customXml" ds:itemID="{AA85851A-28D1-4936-B311-42F1D38B570E}">
   <ds:schemaRefs>
     <ds:schemaRef ds:uri="http://schemas.microsoft.com/office/2006/metadata/contentType"/>
@@ -3847,23 +4094,4 @@
     <ds:schemaRef ds:uri="http://schemas.microsoft.com/internal/obd"/>
   </ds:schemaRefs>
 </ds:datastoreItem>
-</file>
-
-<file path=customXml/itemProps2.xml><?xml version="1.0" encoding="utf-8"?>
-<ds:datastoreItem xmlns:ds="http://schemas.openxmlformats.org/officeDocument/2006/customXml" ds:itemID="{571257EF-E674-4FED-B0BE-93EA3128E9EE}">
-  <ds:schemaRefs>
-    <ds:schemaRef ds:uri="http://schemas.microsoft.com/office/2006/metadata/properties"/>
-    <ds:schemaRef ds:uri="http://schemas.microsoft.com/office/infopath/2007/PartnerControls"/>
-    <ds:schemaRef ds:uri="b34db95d-295c-47a3-aa90-4a99ea15312e"/>
-    <ds:schemaRef ds:uri="d9bf6276-5224-4538-aa70-e59fb8bd1d46"/>
-  </ds:schemaRefs>
-</ds:datastoreItem>
-</file>
-
-<file path=customXml/itemProps3.xml><?xml version="1.0" encoding="utf-8"?>
-<ds:datastoreItem xmlns:ds="http://schemas.openxmlformats.org/officeDocument/2006/customXml" ds:itemID="{0E8014CC-8330-4B76-BB01-5261046B1A55}">
-  <ds:schemaRefs>
-    <ds:schemaRef ds:uri="http://schemas.microsoft.com/sharepoint/v3/contenttype/forms"/>
-  </ds:schemaRefs>
-</ds:datastoreItem>
 </file>
--- a/HDS_MM_HannaHong_2602_Cover.docx
+++ b/HDS_MM_HannaHong_2602_Cover.docx
@@ -16,7 +16,7 @@
           <w:noProof/>
         </w:rPr>
         <w:drawing>
-          <wp:inline distT="0" distB="0" distL="0" distR="0" wp14:anchorId="0425935D" wp14:editId="5F36BBA1">
+          <wp:inline distT="0" distB="0" distL="0" distR="0" wp14:anchorId="0425935D" wp14:editId="20A29B98">
             <wp:extent cx="2667000" cy="1085317"/>
             <wp:effectExtent l="0" t="0" r="0" b="635"/>
             <wp:docPr id="3" name="Picture 3"/>
@@ -313,7 +313,14 @@
                 <w:rFonts w:asciiTheme="minorHAnsi" w:eastAsia="Malgun Gothic" w:hAnsiTheme="minorHAnsi" w:cstheme="minorHAnsi" w:hint="eastAsia"/>
                 <w:lang w:eastAsia="ko-KR"/>
               </w:rPr>
-              <w:t>25</w:t>
+              <w:t>2</w:t>
+            </w:r>
+            <w:r>
+              <w:rPr>
+                <w:rFonts w:asciiTheme="minorHAnsi" w:eastAsia="Malgun Gothic" w:hAnsiTheme="minorHAnsi" w:cstheme="minorHAnsi"/>
+                <w:lang w:eastAsia="ko-KR"/>
+              </w:rPr>
+              <w:t>7</w:t>
             </w:r>
             <w:r>
               <w:rPr>
@@ -419,9 +426,8 @@
             <w:r>
               <w:rPr>
                 <w:rFonts w:asciiTheme="minorHAnsi" w:hAnsiTheme="minorHAnsi" w:cstheme="minorHAnsi"/>
-                <w:highlight w:val="yellow"/>
-              </w:rPr>
-              <w:t>3658</w:t>
+              </w:rPr>
+              <w:t>8671</w:t>
             </w:r>
           </w:p>
         </w:tc>
@@ -469,9 +475,14 @@
             <w:r>
               <w:rPr>
                 <w:rFonts w:asciiTheme="minorHAnsi" w:hAnsiTheme="minorHAnsi" w:cstheme="minorHAnsi"/>
-                <w:highlight w:val="yellow"/>
-              </w:rPr>
-              <w:t>2687</w:t>
+              </w:rPr>
+              <w:t>2</w:t>
+            </w:r>
+            <w:r>
+              <w:rPr>
+                <w:rFonts w:asciiTheme="minorHAnsi" w:hAnsiTheme="minorHAnsi" w:cstheme="minorHAnsi"/>
+              </w:rPr>
+              <w:t>846</w:t>
             </w:r>
           </w:p>
         </w:tc>
@@ -835,19 +846,7 @@
         <w:rPr>
           <w:rFonts w:asciiTheme="minorHAnsi" w:hAnsiTheme="minorHAnsi" w:cstheme="minorHAnsi"/>
         </w:rPr>
-        <w:t>Coming from a marketing background, I am most uncertain about whether my biological interpretation of the multi-modal integration</w:t>
-      </w:r>
-      <w:r>
-        <w:rPr>
-          <w:rFonts w:asciiTheme="minorHAnsi" w:hAnsiTheme="minorHAnsi" w:cstheme="minorHAnsi"/>
-        </w:rPr>
-        <w:t xml:space="preserve"> </w:t>
-      </w:r>
-      <w:r>
-        <w:rPr>
-          <w:rFonts w:asciiTheme="minorHAnsi" w:hAnsiTheme="minorHAnsi" w:cstheme="minorHAnsi"/>
-        </w:rPr>
-        <w:t xml:space="preserve">specifically linking </w:t>
+        <w:t xml:space="preserve">Coming from a marketing background, I am most uncertain about whether my biological interpretation of the multi-modal integration specifically linking </w:t>
       </w:r>
       <w:r>
         <w:rPr>
@@ -875,39 +874,7 @@
         <w:rPr>
           <w:rFonts w:asciiTheme="minorHAnsi" w:hAnsiTheme="minorHAnsi" w:cstheme="minorHAnsi"/>
         </w:rPr>
-        <w:t xml:space="preserve"> expression to the </w:t>
-      </w:r>
-      <w:proofErr w:type="spellStart"/>
-      <w:r>
-        <w:rPr>
-          <w:rFonts w:asciiTheme="minorHAnsi" w:hAnsiTheme="minorHAnsi" w:cstheme="minorHAnsi"/>
-        </w:rPr>
-        <w:t>IntClust</w:t>
-      </w:r>
-      <w:proofErr w:type="spellEnd"/>
-      <w:r>
-        <w:rPr>
-          <w:rFonts w:asciiTheme="minorHAnsi" w:hAnsiTheme="minorHAnsi" w:cstheme="minorHAnsi"/>
-        </w:rPr>
-        <w:t xml:space="preserve"> 2/6/9 survival dip</w:t>
-      </w:r>
-      <w:r>
-        <w:rPr>
-          <w:rFonts w:asciiTheme="minorHAnsi" w:hAnsiTheme="minorHAnsi" w:cstheme="minorHAnsi"/>
-        </w:rPr>
-        <w:t xml:space="preserve"> </w:t>
-      </w:r>
-      <w:r>
-        <w:rPr>
-          <w:rFonts w:asciiTheme="minorHAnsi" w:hAnsiTheme="minorHAnsi" w:cstheme="minorHAnsi"/>
-        </w:rPr>
-        <w:t>meets the standard of clinical 'common sense.' While the statistical signals are clear, I would value feedback on whether my narrative accurately captures the biological 'why' behind the heterogeneity in Luminal A/B patients, or if I have over-simplified</w:t>
-      </w:r>
-      <w:r>
-        <w:rPr>
-          <w:rFonts w:asciiTheme="minorHAnsi" w:hAnsiTheme="minorHAnsi" w:cstheme="minorHAnsi"/>
-        </w:rPr>
-        <w:t>.</w:t>
+        <w:t xml:space="preserve"> expression to the IntClust 2/6/9 survival dip meets the standard of clinical 'common sense.' While the statistical signals are clear, I would value feedback on whether my narrative accurately captures the biological 'why' behind the heterogeneity in Luminal A/B patients, or if I have over-simplified.</w:t>
       </w:r>
       <w:r>
         <w:rPr>
@@ -962,27 +929,7 @@
         <w:rPr>
           <w:rFonts w:asciiTheme="minorHAnsi" w:hAnsiTheme="minorHAnsi" w:cstheme="minorHAnsi"/>
         </w:rPr>
-        <w:t xml:space="preserve">I am left pondering the ethical and practical friction between 'broad-brush' clinical classifications (like PAM50) and granular 'micro-segmentation' (like </w:t>
-      </w:r>
-      <w:proofErr w:type="spellStart"/>
-      <w:r>
-        <w:rPr>
-          <w:rFonts w:asciiTheme="minorHAnsi" w:hAnsiTheme="minorHAnsi" w:cstheme="minorHAnsi"/>
-        </w:rPr>
-        <w:t>IntClust</w:t>
-      </w:r>
-      <w:proofErr w:type="spellEnd"/>
-      <w:r>
-        <w:rPr>
-          <w:rFonts w:asciiTheme="minorHAnsi" w:hAnsiTheme="minorHAnsi" w:cstheme="minorHAnsi"/>
-        </w:rPr>
-        <w:t xml:space="preserve">). In marketing, we use granular data to refine targeting, but in a clinical setting, I wonder at what point the data becomes 'too noisy' to be actionable for a patient. I’d like to discuss how we decide when a sub-segment (like the 18.6% I identified) warrants a change in the standard of care versus when it remains an exploratory </w:t>
-      </w:r>
-      <w:r>
-        <w:rPr>
-          <w:rFonts w:asciiTheme="minorHAnsi" w:hAnsiTheme="minorHAnsi" w:cstheme="minorHAnsi"/>
-        </w:rPr>
-        <w:t>finding.</w:t>
+        <w:t>I am left pondering the ethical and practical friction between 'broad-brush' clinical classifications (like PAM50) and granular 'micro-segmentation' (like IntClust). In marketing, we use granular data to refine targeting, but in a clinical setting, I wonder at what point the data becomes 'too noisy' to be actionable for a patient. I’d like to discuss how we decide when a sub-segment (like the 18.6% I identified) warrants a change in the standard of care versus when it remains an exploratory finding.</w:t>
       </w:r>
       <w:r>
         <w:rPr>
@@ -1036,27 +983,7 @@
         <w:rPr>
           <w:rFonts w:asciiTheme="minorHAnsi" w:hAnsiTheme="minorHAnsi" w:cstheme="minorHAnsi"/>
         </w:rPr>
-        <w:t xml:space="preserve">Initially, I focused purely on the need for different communication strategies based on survival times across general cancer types. However, feedback from peers and tutors encouraged me to look deeper into the 'why.' By comparing the PAM50 subtypes with </w:t>
-      </w:r>
-      <w:proofErr w:type="spellStart"/>
-      <w:r>
-        <w:rPr>
-          <w:rFonts w:asciiTheme="minorHAnsi" w:hAnsiTheme="minorHAnsi" w:cstheme="minorHAnsi"/>
-        </w:rPr>
-        <w:t>IntClust</w:t>
-      </w:r>
-      <w:proofErr w:type="spellEnd"/>
-      <w:r>
-        <w:rPr>
-          <w:rFonts w:asciiTheme="minorHAnsi" w:hAnsiTheme="minorHAnsi" w:cstheme="minorHAnsi"/>
-        </w:rPr>
-        <w:t xml:space="preserve">, I was able to move beyond surface-level observations and investigate if a more granular approach provided superior prognostic value. This led to the discovery of a 'hidden' high-risk subset within the supposedly low-risk Luminal A/B groups, which fundamentally changed my conclusion regarding patient communication </w:t>
-      </w:r>
-      <w:r>
-        <w:rPr>
-          <w:rFonts w:asciiTheme="minorHAnsi" w:hAnsiTheme="minorHAnsi" w:cstheme="minorHAnsi"/>
-        </w:rPr>
-        <w:t>risk.</w:t>
+        <w:t>Initially, I focused purely on the need for different communication strategies based on survival times across general cancer types. However, feedback from peers and tutors encouraged me to look deeper into the 'why.' By comparing the PAM50 subtypes with IntClust, I was able to move beyond surface-level observations and investigate if a more granular approach provided superior prognostic value. This led to the discovery of a 'hidden' high-risk subset within the supposedly low-risk Luminal A/B groups, which fundamentally changed my conclusion regarding patient communication risk.</w:t>
       </w:r>
     </w:p>
     <w:p>
@@ -1105,19 +1032,7 @@
         <w:rPr>
           <w:rFonts w:asciiTheme="minorHAnsi" w:hAnsiTheme="minorHAnsi" w:cstheme="minorHAnsi"/>
         </w:rPr>
-        <w:t>I have focused heavily on incorporating previous feedback regarding academic rigour and the need for a targeted, evidence-based hypothesis.</w:t>
-      </w:r>
-      <w:r>
-        <w:rPr>
-          <w:rFonts w:asciiTheme="minorHAnsi" w:hAnsiTheme="minorHAnsi" w:cstheme="minorHAnsi"/>
-        </w:rPr>
-        <w:t xml:space="preserve"> With</w:t>
-      </w:r>
-      <w:r>
-        <w:rPr>
-          <w:rFonts w:asciiTheme="minorHAnsi" w:hAnsiTheme="minorHAnsi" w:cstheme="minorHAnsi"/>
-        </w:rPr>
-        <w:t xml:space="preserve"> feedback from Module 1, I shifted my process to include more extensive paper reviews and formal referencing at the start.</w:t>
+        <w:t>I have focused heavily on incorporating previous feedback regarding academic rigour and the need for a targeted, evidence-based hypothesis. With feedback from Module 1, I shifted my process to include more extensive paper reviews and formal referencing at the start.</w:t>
       </w:r>
     </w:p>
     <w:p>
@@ -1246,21 +1161,7 @@
         <w:rPr>
           <w:rFonts w:asciiTheme="minorHAnsi" w:hAnsiTheme="minorHAnsi" w:cstheme="minorHAnsi"/>
         </w:rPr>
-        <w:t xml:space="preserve"> It was tough trying to use </w:t>
-      </w:r>
-      <w:proofErr w:type="spellStart"/>
-      <w:r>
-        <w:rPr>
-          <w:rFonts w:asciiTheme="minorHAnsi" w:hAnsiTheme="minorHAnsi" w:cstheme="minorHAnsi"/>
-        </w:rPr>
-        <w:t>Github</w:t>
-      </w:r>
-      <w:proofErr w:type="spellEnd"/>
-      <w:r>
-        <w:rPr>
-          <w:rFonts w:asciiTheme="minorHAnsi" w:hAnsiTheme="minorHAnsi" w:cstheme="minorHAnsi"/>
-        </w:rPr>
-        <w:t xml:space="preserve"> in a more proper way. </w:t>
+        <w:t xml:space="preserve"> It was tough trying to use Github in a more proper way. </w:t>
       </w:r>
       <w:r>
         <w:rPr>
@@ -1391,25 +1292,7 @@
           <w:i/>
           <w:iCs/>
         </w:rPr>
-        <w:t xml:space="preserve">I used </w:t>
-      </w:r>
-      <w:proofErr w:type="spellStart"/>
-      <w:r>
-        <w:rPr>
-          <w:rFonts w:asciiTheme="minorHAnsi" w:eastAsia="Aptos" w:hAnsiTheme="minorHAnsi" w:cstheme="minorHAnsi"/>
-          <w:i/>
-          <w:iCs/>
-        </w:rPr>
-        <w:t>chatGPT</w:t>
-      </w:r>
-      <w:proofErr w:type="spellEnd"/>
-      <w:r>
-        <w:rPr>
-          <w:rFonts w:asciiTheme="minorHAnsi" w:eastAsia="Aptos" w:hAnsiTheme="minorHAnsi" w:cstheme="minorHAnsi"/>
-          <w:i/>
-          <w:iCs/>
-        </w:rPr>
-        <w:t xml:space="preserve"> to help brainstorm the specific content for this assignment, draft the introduction section, and rewrite our draft text to meet the word limit. </w:t>
+        <w:t>I used chatGPT to help brainstorm the specific content for this assignment, draft the introduction section, and rewrite our draft text to meet the word limit. </w:t>
       </w:r>
     </w:p>
     <w:p>
@@ -1731,21 +1614,7 @@
               <w:rPr>
                 <w:rFonts w:asciiTheme="minorHAnsi" w:hAnsiTheme="minorHAnsi" w:cstheme="minorHAnsi"/>
               </w:rPr>
-              <w:t xml:space="preserve"> I also used it to explore different data analysis </w:t>
-            </w:r>
-            <w:proofErr w:type="gramStart"/>
-            <w:r>
-              <w:rPr>
-                <w:rFonts w:asciiTheme="minorHAnsi" w:hAnsiTheme="minorHAnsi" w:cstheme="minorHAnsi"/>
-              </w:rPr>
-              <w:t>options</w:t>
-            </w:r>
-            <w:proofErr w:type="gramEnd"/>
-            <w:r>
-              <w:rPr>
-                <w:rFonts w:asciiTheme="minorHAnsi" w:hAnsiTheme="minorHAnsi" w:cstheme="minorHAnsi"/>
-              </w:rPr>
-              <w:t xml:space="preserve"> but I was the one deciding on which method to use to build my hypothesis.</w:t>
+              <w:t xml:space="preserve"> I also used it to explore different data analysis options but I was the one deciding on which method to use to build my hypothesis.</w:t>
             </w:r>
             <w:r>
               <w:rPr>
@@ -2940,6 +2809,7 @@
   <w:style w:type="character" w:default="1" w:styleId="DefaultParagraphFont">
     <w:name w:val="Default Paragraph Font"/>
     <w:uiPriority w:val="1"/>
+    <w:semiHidden/>
     <w:unhideWhenUsed/>
   </w:style>
   <w:style w:type="table" w:default="1" w:styleId="TableNormal">
@@ -3783,27 +3653,6 @@
 </file>
 
 <file path=customXml/item1.xml><?xml version="1.0" encoding="utf-8"?>
-<?mso-contentType ?>
-<FormTemplates xmlns="http://schemas.microsoft.com/sharepoint/v3/contenttype/forms">
-  <Display>DocumentLibraryForm</Display>
-  <Edit>DocumentLibraryForm</Edit>
-  <New>DocumentLibraryForm</New>
-</FormTemplates>
-</file>
-
-<file path=customXml/item2.xml><?xml version="1.0" encoding="utf-8"?>
-<p:properties xmlns:p="http://schemas.microsoft.com/office/2006/metadata/properties" xmlns:xsi="http://www.w3.org/2001/XMLSchema-instance" xmlns:pc="http://schemas.microsoft.com/office/infopath/2007/PartnerControls">
-  <documentManagement>
-    <TaxCatchAll xmlns="b34db95d-295c-47a3-aa90-4a99ea15312e" xsi:nil="true"/>
-    <lcf76f155ced4ddcb4097134ff3c332f xmlns="d9bf6276-5224-4538-aa70-e59fb8bd1d46">
-      <Terms xmlns="http://schemas.microsoft.com/office/infopath/2007/PartnerControls"/>
-    </lcf76f155ced4ddcb4097134ff3c332f>
-    <MediaLengthInSeconds xmlns="d9bf6276-5224-4538-aa70-e59fb8bd1d46" xsi:nil="true"/>
-  </documentManagement>
-</p:properties>
-</file>
-
-<file path=customXml/item3.xml><?xml version="1.0" encoding="utf-8"?>
 <ct:contentTypeSchema xmlns:ct="http://schemas.microsoft.com/office/2006/metadata/contentType" xmlns:ma="http://schemas.microsoft.com/office/2006/metadata/properties/metaAttributes" ct:_="" ma:_="" ma:contentTypeName="Document" ma:contentTypeID="0x01010028CFBA0B55129D49BC1916AEFB265A0B" ma:contentTypeVersion="19" ma:contentTypeDescription="Create a new document." ma:contentTypeScope="" ma:versionID="75dc258c051fc6e8cd4d068848b5a027">
   <xsd:schema xmlns:xsd="http://www.w3.org/2001/XMLSchema" xmlns:xs="http://www.w3.org/2001/XMLSchema" xmlns:p="http://schemas.microsoft.com/office/2006/metadata/properties" xmlns:ns2="d9bf6276-5224-4538-aa70-e59fb8bd1d46" xmlns:ns3="b34db95d-295c-47a3-aa90-4a99ea15312e" targetNamespace="http://schemas.microsoft.com/office/2006/metadata/properties" ma:root="true" ma:fieldsID="484a849c597c7c178fe4866bbceedaa1" ns2:_="" ns3:_="">
     <xsd:import namespace="d9bf6276-5224-4538-aa70-e59fb8bd1d46"/>
@@ -4058,10 +3907,42 @@
 </ct:contentTypeSchema>
 </file>
 
+<file path=customXml/item2.xml><?xml version="1.0" encoding="utf-8"?>
+<p:properties xmlns:p="http://schemas.microsoft.com/office/2006/metadata/properties" xmlns:xsi="http://www.w3.org/2001/XMLSchema-instance" xmlns:pc="http://schemas.microsoft.com/office/infopath/2007/PartnerControls">
+  <documentManagement>
+    <TaxCatchAll xmlns="b34db95d-295c-47a3-aa90-4a99ea15312e" xsi:nil="true"/>
+    <lcf76f155ced4ddcb4097134ff3c332f xmlns="d9bf6276-5224-4538-aa70-e59fb8bd1d46">
+      <Terms xmlns="http://schemas.microsoft.com/office/infopath/2007/PartnerControls"/>
+    </lcf76f155ced4ddcb4097134ff3c332f>
+    <MediaLengthInSeconds xmlns="d9bf6276-5224-4538-aa70-e59fb8bd1d46" xsi:nil="true"/>
+  </documentManagement>
+</p:properties>
+</file>
+
+<file path=customXml/item3.xml><?xml version="1.0" encoding="utf-8"?>
+<?mso-contentType ?>
+<FormTemplates xmlns="http://schemas.microsoft.com/sharepoint/v3/contenttype/forms">
+  <Display>DocumentLibraryForm</Display>
+  <Edit>DocumentLibraryForm</Edit>
+  <New>DocumentLibraryForm</New>
+</FormTemplates>
+</file>
+
 <file path=customXml/itemProps1.xml><?xml version="1.0" encoding="utf-8"?>
-<ds:datastoreItem xmlns:ds="http://schemas.openxmlformats.org/officeDocument/2006/customXml" ds:itemID="{0E8014CC-8330-4B76-BB01-5261046B1A55}">
+<ds:datastoreItem xmlns:ds="http://schemas.openxmlformats.org/officeDocument/2006/customXml" ds:itemID="{AA85851A-28D1-4936-B311-42F1D38B570E}">
   <ds:schemaRefs>
-    <ds:schemaRef ds:uri="http://schemas.microsoft.com/sharepoint/v3/contenttype/forms"/>
+    <ds:schemaRef ds:uri="http://schemas.microsoft.com/office/2006/metadata/contentType"/>
+    <ds:schemaRef ds:uri="http://schemas.microsoft.com/office/2006/metadata/properties/metaAttributes"/>
+    <ds:schemaRef ds:uri="http://www.w3.org/2001/XMLSchema"/>
+    <ds:schemaRef ds:uri="http://schemas.microsoft.com/office/2006/metadata/properties"/>
+    <ds:schemaRef ds:uri="d9bf6276-5224-4538-aa70-e59fb8bd1d46"/>
+    <ds:schemaRef ds:uri="b34db95d-295c-47a3-aa90-4a99ea15312e"/>
+    <ds:schemaRef ds:uri="http://schemas.microsoft.com/office/2006/documentManagement/types"/>
+    <ds:schemaRef ds:uri="http://schemas.microsoft.com/office/infopath/2007/PartnerControls"/>
+    <ds:schemaRef ds:uri="http://schemas.openxmlformats.org/package/2006/metadata/core-properties"/>
+    <ds:schemaRef ds:uri="http://purl.org/dc/elements/1.1/"/>
+    <ds:schemaRef ds:uri="http://purl.org/dc/terms/"/>
+    <ds:schemaRef ds:uri="http://schemas.microsoft.com/internal/obd"/>
   </ds:schemaRefs>
 </ds:datastoreItem>
 </file>
@@ -4078,20 +3959,9 @@
 </file>
 
 <file path=customXml/itemProps3.xml><?xml version="1.0" encoding="utf-8"?>
-<ds:datastoreItem xmlns:ds="http://schemas.openxmlformats.org/officeDocument/2006/customXml" ds:itemID="{AA85851A-28D1-4936-B311-42F1D38B570E}">
+<ds:datastoreItem xmlns:ds="http://schemas.openxmlformats.org/officeDocument/2006/customXml" ds:itemID="{0E8014CC-8330-4B76-BB01-5261046B1A55}">
   <ds:schemaRefs>
-    <ds:schemaRef ds:uri="http://schemas.microsoft.com/office/2006/metadata/contentType"/>
-    <ds:schemaRef ds:uri="http://schemas.microsoft.com/office/2006/metadata/properties/metaAttributes"/>
-    <ds:schemaRef ds:uri="http://www.w3.org/2001/XMLSchema"/>
-    <ds:schemaRef ds:uri="http://schemas.microsoft.com/office/2006/metadata/properties"/>
-    <ds:schemaRef ds:uri="d9bf6276-5224-4538-aa70-e59fb8bd1d46"/>
-    <ds:schemaRef ds:uri="b34db95d-295c-47a3-aa90-4a99ea15312e"/>
-    <ds:schemaRef ds:uri="http://schemas.microsoft.com/office/2006/documentManagement/types"/>
-    <ds:schemaRef ds:uri="http://schemas.microsoft.com/office/infopath/2007/PartnerControls"/>
-    <ds:schemaRef ds:uri="http://schemas.openxmlformats.org/package/2006/metadata/core-properties"/>
-    <ds:schemaRef ds:uri="http://purl.org/dc/elements/1.1/"/>
-    <ds:schemaRef ds:uri="http://purl.org/dc/terms/"/>
-    <ds:schemaRef ds:uri="http://schemas.microsoft.com/internal/obd"/>
+    <ds:schemaRef ds:uri="http://schemas.microsoft.com/sharepoint/v3/contenttype/forms"/>
   </ds:schemaRefs>
 </ds:datastoreItem>
 </file>
--- a/HDS_MM_HannaHong_2602_Cover.docx
+++ b/HDS_MM_HannaHong_2602_Cover.docx
@@ -16,7 +16,7 @@
           <w:noProof/>
         </w:rPr>
         <w:drawing>
-          <wp:inline distT="0" distB="0" distL="0" distR="0" wp14:anchorId="0425935D" wp14:editId="20A29B98">
+          <wp:inline distT="0" distB="0" distL="0" distR="0" wp14:anchorId="0425935D" wp14:editId="49013001">
             <wp:extent cx="2667000" cy="1085317"/>
             <wp:effectExtent l="0" t="0" r="0" b="635"/>
             <wp:docPr id="3" name="Picture 3"/>
@@ -427,7 +427,13 @@
               <w:rPr>
                 <w:rFonts w:asciiTheme="minorHAnsi" w:hAnsiTheme="minorHAnsi" w:cstheme="minorHAnsi"/>
               </w:rPr>
-              <w:t>8671</w:t>
+              <w:t>86</w:t>
+            </w:r>
+            <w:r>
+              <w:rPr>
+                <w:rFonts w:asciiTheme="minorHAnsi" w:hAnsiTheme="minorHAnsi" w:cstheme="minorHAnsi"/>
+              </w:rPr>
+              <w:t>98</w:t>
             </w:r>
           </w:p>
         </w:tc>
@@ -482,7 +488,13 @@
               <w:rPr>
                 <w:rFonts w:asciiTheme="minorHAnsi" w:hAnsiTheme="minorHAnsi" w:cstheme="minorHAnsi"/>
               </w:rPr>
-              <w:t>846</w:t>
+              <w:t>8</w:t>
+            </w:r>
+            <w:r>
+              <w:rPr>
+                <w:rFonts w:asciiTheme="minorHAnsi" w:hAnsiTheme="minorHAnsi" w:cstheme="minorHAnsi"/>
+              </w:rPr>
+              <w:t>74</w:t>
             </w:r>
           </w:p>
         </w:tc>
@@ -3653,6 +3665,27 @@
 </file>
 
 <file path=customXml/item1.xml><?xml version="1.0" encoding="utf-8"?>
+<?mso-contentType ?>
+<FormTemplates xmlns="http://schemas.microsoft.com/sharepoint/v3/contenttype/forms">
+  <Display>DocumentLibraryForm</Display>
+  <Edit>DocumentLibraryForm</Edit>
+  <New>DocumentLibraryForm</New>
+</FormTemplates>
+</file>
+
+<file path=customXml/item2.xml><?xml version="1.0" encoding="utf-8"?>
+<p:properties xmlns:p="http://schemas.microsoft.com/office/2006/metadata/properties" xmlns:xsi="http://www.w3.org/2001/XMLSchema-instance" xmlns:pc="http://schemas.microsoft.com/office/infopath/2007/PartnerControls">
+  <documentManagement>
+    <TaxCatchAll xmlns="b34db95d-295c-47a3-aa90-4a99ea15312e" xsi:nil="true"/>
+    <lcf76f155ced4ddcb4097134ff3c332f xmlns="d9bf6276-5224-4538-aa70-e59fb8bd1d46">
+      <Terms xmlns="http://schemas.microsoft.com/office/infopath/2007/PartnerControls"/>
+    </lcf76f155ced4ddcb4097134ff3c332f>
+    <MediaLengthInSeconds xmlns="d9bf6276-5224-4538-aa70-e59fb8bd1d46" xsi:nil="true"/>
+  </documentManagement>
+</p:properties>
+</file>
+
+<file path=customXml/item3.xml><?xml version="1.0" encoding="utf-8"?>
 <ct:contentTypeSchema xmlns:ct="http://schemas.microsoft.com/office/2006/metadata/contentType" xmlns:ma="http://schemas.microsoft.com/office/2006/metadata/properties/metaAttributes" ct:_="" ma:_="" ma:contentTypeName="Document" ma:contentTypeID="0x01010028CFBA0B55129D49BC1916AEFB265A0B" ma:contentTypeVersion="19" ma:contentTypeDescription="Create a new document." ma:contentTypeScope="" ma:versionID="75dc258c051fc6e8cd4d068848b5a027">
   <xsd:schema xmlns:xsd="http://www.w3.org/2001/XMLSchema" xmlns:xs="http://www.w3.org/2001/XMLSchema" xmlns:p="http://schemas.microsoft.com/office/2006/metadata/properties" xmlns:ns2="d9bf6276-5224-4538-aa70-e59fb8bd1d46" xmlns:ns3="b34db95d-295c-47a3-aa90-4a99ea15312e" targetNamespace="http://schemas.microsoft.com/office/2006/metadata/properties" ma:root="true" ma:fieldsID="484a849c597c7c178fe4866bbceedaa1" ns2:_="" ns3:_="">
     <xsd:import namespace="d9bf6276-5224-4538-aa70-e59fb8bd1d46"/>
@@ -3907,28 +3940,26 @@
 </ct:contentTypeSchema>
 </file>
 
-<file path=customXml/item2.xml><?xml version="1.0" encoding="utf-8"?>
-<p:properties xmlns:p="http://schemas.microsoft.com/office/2006/metadata/properties" xmlns:xsi="http://www.w3.org/2001/XMLSchema-instance" xmlns:pc="http://schemas.microsoft.com/office/infopath/2007/PartnerControls">
-  <documentManagement>
-    <TaxCatchAll xmlns="b34db95d-295c-47a3-aa90-4a99ea15312e" xsi:nil="true"/>
-    <lcf76f155ced4ddcb4097134ff3c332f xmlns="d9bf6276-5224-4538-aa70-e59fb8bd1d46">
-      <Terms xmlns="http://schemas.microsoft.com/office/infopath/2007/PartnerControls"/>
-    </lcf76f155ced4ddcb4097134ff3c332f>
-    <MediaLengthInSeconds xmlns="d9bf6276-5224-4538-aa70-e59fb8bd1d46" xsi:nil="true"/>
-  </documentManagement>
-</p:properties>
+<file path=customXml/itemProps1.xml><?xml version="1.0" encoding="utf-8"?>
+<ds:datastoreItem xmlns:ds="http://schemas.openxmlformats.org/officeDocument/2006/customXml" ds:itemID="{0E8014CC-8330-4B76-BB01-5261046B1A55}">
+  <ds:schemaRefs>
+    <ds:schemaRef ds:uri="http://schemas.microsoft.com/sharepoint/v3/contenttype/forms"/>
+  </ds:schemaRefs>
+</ds:datastoreItem>
 </file>
 
-<file path=customXml/item3.xml><?xml version="1.0" encoding="utf-8"?>
-<?mso-contentType ?>
-<FormTemplates xmlns="http://schemas.microsoft.com/sharepoint/v3/contenttype/forms">
-  <Display>DocumentLibraryForm</Display>
-  <Edit>DocumentLibraryForm</Edit>
-  <New>DocumentLibraryForm</New>
-</FormTemplates>
+<file path=customXml/itemProps2.xml><?xml version="1.0" encoding="utf-8"?>
+<ds:datastoreItem xmlns:ds="http://schemas.openxmlformats.org/officeDocument/2006/customXml" ds:itemID="{571257EF-E674-4FED-B0BE-93EA3128E9EE}">
+  <ds:schemaRefs>
+    <ds:schemaRef ds:uri="http://schemas.microsoft.com/office/2006/metadata/properties"/>
+    <ds:schemaRef ds:uri="http://schemas.microsoft.com/office/infopath/2007/PartnerControls"/>
+    <ds:schemaRef ds:uri="b34db95d-295c-47a3-aa90-4a99ea15312e"/>
+    <ds:schemaRef ds:uri="d9bf6276-5224-4538-aa70-e59fb8bd1d46"/>
+  </ds:schemaRefs>
+</ds:datastoreItem>
 </file>
 
-<file path=customXml/itemProps1.xml><?xml version="1.0" encoding="utf-8"?>
+<file path=customXml/itemProps3.xml><?xml version="1.0" encoding="utf-8"?>
 <ds:datastoreItem xmlns:ds="http://schemas.openxmlformats.org/officeDocument/2006/customXml" ds:itemID="{AA85851A-28D1-4936-B311-42F1D38B570E}">
   <ds:schemaRefs>
     <ds:schemaRef ds:uri="http://schemas.microsoft.com/office/2006/metadata/contentType"/>
@@ -3945,23 +3976,4 @@
     <ds:schemaRef ds:uri="http://schemas.microsoft.com/internal/obd"/>
   </ds:schemaRefs>
 </ds:datastoreItem>
-</file>
-
-<file path=customXml/itemProps2.xml><?xml version="1.0" encoding="utf-8"?>
-<ds:datastoreItem xmlns:ds="http://schemas.openxmlformats.org/officeDocument/2006/customXml" ds:itemID="{571257EF-E674-4FED-B0BE-93EA3128E9EE}">
-  <ds:schemaRefs>
-    <ds:schemaRef ds:uri="http://schemas.microsoft.com/office/2006/metadata/properties"/>
-    <ds:schemaRef ds:uri="http://schemas.microsoft.com/office/infopath/2007/PartnerControls"/>
-    <ds:schemaRef ds:uri="b34db95d-295c-47a3-aa90-4a99ea15312e"/>
-    <ds:schemaRef ds:uri="d9bf6276-5224-4538-aa70-e59fb8bd1d46"/>
-  </ds:schemaRefs>
-</ds:datastoreItem>
-</file>
-
-<file path=customXml/itemProps3.xml><?xml version="1.0" encoding="utf-8"?>
-<ds:datastoreItem xmlns:ds="http://schemas.openxmlformats.org/officeDocument/2006/customXml" ds:itemID="{0E8014CC-8330-4B76-BB01-5261046B1A55}">
-  <ds:schemaRefs>
-    <ds:schemaRef ds:uri="http://schemas.microsoft.com/sharepoint/v3/contenttype/forms"/>
-  </ds:schemaRefs>
-</ds:datastoreItem>
 </file>